--- a/hin/docx/37.content.docx
+++ b/hin/docx/37.content.docx
@@ -136,13 +136,6 @@
         <w:rPr>
           <w:lang w:val="hi_IN" w:bidi="hi_IN"/>
         </w:rPr>
-      </w:r>
-      <w:r>
-        <w:rPr>
-          <w:i/>
-          <w:lang w:val="hi_IN" w:bidi="hi_IN"/>
-        </w:rPr>
-        <w:t>हाग्गै 1:1, हाग्गै 1:1 (#2), हाग्गै 1:2, हाग्गै 1:4, हाग्गै 1:8, हाग्गै 1:9, हाग्गै 1:12, हाग्गै 1:13, हाग्गै 1:14–15, हाग्गै 2:1, हाग्गै 2:3–4, हाग्गै 2:5, हाग्गै 2:6–7, हाग्गै 2:11–12, हाग्गै 2:13, हाग्गै 2:14, हाग्गै 2:16, हाग्गै 2:17, हाग्गै 2:18, हाग्गै 2:19, हाग्गै 2:21–22, हाग्गै 2:23</w:t>
       </w:r>
       <w:r>
         <w:rPr>

--- a/hin/docx/37.content.docx
+++ b/hin/docx/37.content.docx
@@ -123,19 +123,6 @@
           <w:lang w:val="hi_IN" w:bidi="hi_IN"/>
         </w:rPr>
         <w:t>HAG</w:t>
-      </w:r>
-      <w:r>
-        <w:rPr>
-          <w:lang w:val="hi_IN" w:bidi="hi_IN"/>
-        </w:rPr>
-      </w:r>
-    </w:p>
-    <w:p>
-      <w:pPr/>
-      <w:r>
-        <w:rPr>
-          <w:lang w:val="hi_IN" w:bidi="hi_IN"/>
-        </w:rPr>
       </w:r>
       <w:r>
         <w:rPr>

--- a/hin/docx/37.content.docx
+++ b/hin/docx/37.content.docx
@@ -19,7 +19,7 @@
         <w:rPr>
           <w:lang w:val="hi_IN" w:bidi="hi_IN"/>
         </w:rPr>
-        <w:t>Resource: अनुवाद प्रश्न (unfoldingWord)</w:t>
+        <w:t>Resource: unfoldingWord® Translation Questions</w:t>
       </w:r>
       <w:r>
         <w:rPr>
@@ -85,7 +85,7 @@
         <w:rPr>
           <w:lang w:val="hi_IN" w:bidi="hi_IN"/>
         </w:rPr>
-        <w:t>अनुवाद प्रश्न (unfoldingWord)</w:t>
+        <w:t>unfoldingWord® Translation Questions</w:t>
       </w:r>
     </w:p>
     <w:p>
